--- a/sector_trajectory_library/families/domestic_aviation/non-road_transport-notes.docx
+++ b/sector_trajectory_library/families/domestic_aviation/non-road_transport-notes.docx
@@ -3,10 +3,58 @@
 <w:document xmlns:wpc="http://schemas.microsoft.com/office/word/2010/wordprocessingCanvas" xmlns:cx="http://schemas.microsoft.com/office/drawing/2014/chartex" xmlns:cx1="http://schemas.microsoft.com/office/drawing/2015/9/8/chartex" xmlns:cx2="http://schemas.microsoft.com/office/drawing/2015/10/21/chartex" xmlns:cx3="http://schemas.microsoft.com/office/drawing/2016/5/9/chartex" xmlns:cx4="http://schemas.microsoft.com/office/drawing/2016/5/10/chartex" xmlns:cx5="http://schemas.microsoft.com/office/drawing/2016/5/11/chartex" xmlns:cx6="http://schemas.microsoft.com/office/drawing/2016/5/12/chartex" xmlns:cx7="http://schemas.microsoft.com/office/drawing/2016/5/13/chartex" xmlns:cx8="http://schemas.microsoft.com/office/drawing/2016/5/14/chartex" xmlns:mc="http://schemas.openxmlformats.org/markup-compatibility/2006" xmlns:aink="http://schemas.microsoft.com/office/drawing/2016/ink" xmlns:am3d="http://schemas.microsoft.com/office/drawing/2017/model3d" xmlns:o="urn:schemas-microsoft-com:office:office" xmlns:oel="http://schemas.microsoft.com/office/2019/extlst" xmlns:r="http://schemas.openxmlformats.org/officeDocument/2006/relationships" xmlns:m="http://schemas.openxmlformats.org/officeDocument/2006/math" xmlns:v="urn:schemas-microsoft-com:vml" xmlns:wp14="http://schemas.microsoft.com/office/word/2010/wordprocessingDrawing" xmlns:wp="http://schemas.openxmlformats.org/drawingml/2006/wordprocessingDrawing" xmlns:w10="urn:schemas-microsoft-com:office:word" xmlns:w="http://schemas.openxmlformats.org/wordprocessingml/2006/main" xmlns:w14="http://schemas.microsoft.com/office/word/2010/wordml" xmlns:w15="http://schemas.microsoft.com/office/word/2012/wordml" xmlns:w16cex="http://schemas.microsoft.com/office/word/2018/wordml/cex" xmlns:w16cid="http://schemas.microsoft.com/office/word/2016/wordml/cid" xmlns:w16="http://schemas.microsoft.com/office/word/2018/wordml" xmlns:w16du="http://schemas.microsoft.com/office/word/2023/wordml/word16du" xmlns:w16sdtdh="http://schemas.microsoft.com/office/word/2020/wordml/sdtdatahash" xmlns:w16sdtfl="http://schemas.microsoft.com/office/word/2024/wordml/sdtformatlock" xmlns:w16se="http://schemas.microsoft.com/office/word/2015/wordml/symex" xmlns:wpg="http://schemas.microsoft.com/office/word/2010/wordprocessingGroup" xmlns:wpi="http://schemas.microsoft.com/office/word/2010/wordprocessingInk" xmlns:wne="http://schemas.microsoft.com/office/word/2006/wordml" xmlns:wps="http://schemas.microsoft.com/office/word/2010/wordprocessingShape" mc:Ignorable="w14 w15 w16se w16cid w16 w16cex w16sdtdh w16sdtfl w16du wp14">
   <w:body>
     <w:p>
+      <w:pPr>
+        <w:rPr>
+          <w:noProof/>
+        </w:rPr>
+      </w:pPr>
       <w:r>
         <w:rPr>
           <w:noProof/>
         </w:rPr>
+        <w:drawing>
+          <wp:inline distT="0" distB="0" distL="0" distR="0" wp14:anchorId="4DC27E08" wp14:editId="670959C7">
+            <wp:extent cx="5731510" cy="7497445"/>
+            <wp:effectExtent l="0" t="0" r="2540" b="8255"/>
+            <wp:docPr id="1240509798" name="Picture 1"/>
+            <wp:cNvGraphicFramePr>
+              <a:graphicFrameLocks xmlns:a="http://schemas.openxmlformats.org/drawingml/2006/main" noChangeAspect="1"/>
+            </wp:cNvGraphicFramePr>
+            <a:graphic xmlns:a="http://schemas.openxmlformats.org/drawingml/2006/main">
+              <a:graphicData uri="http://schemas.openxmlformats.org/drawingml/2006/picture">
+                <pic:pic xmlns:pic="http://schemas.openxmlformats.org/drawingml/2006/picture">
+                  <pic:nvPicPr>
+                    <pic:cNvPr id="1240509798" name=""/>
+                    <pic:cNvPicPr/>
+                  </pic:nvPicPr>
+                  <pic:blipFill>
+                    <a:blip r:embed="rId6"/>
+                    <a:stretch>
+                      <a:fillRect/>
+                    </a:stretch>
+                  </pic:blipFill>
+                  <pic:spPr>
+                    <a:xfrm>
+                      <a:off x="0" y="0"/>
+                      <a:ext cx="5731510" cy="7497445"/>
+                    </a:xfrm>
+                    <a:prstGeom prst="rect">
+                      <a:avLst/>
+                    </a:prstGeom>
+                  </pic:spPr>
+                </pic:pic>
+              </a:graphicData>
+            </a:graphic>
+          </wp:inline>
+        </w:drawing>
+      </w:r>
+    </w:p>
+    <w:p>
+      <w:r>
+        <w:rPr>
+          <w:noProof/>
+        </w:rPr>
+        <w:lastRenderedPageBreak/>
         <w:drawing>
           <wp:inline distT="0" distB="0" distL="0" distR="0" wp14:anchorId="0157C56D" wp14:editId="5AFC064C">
             <wp:extent cx="5731510" cy="3065145"/>
@@ -23,7 +71,7 @@
                     <pic:cNvPicPr/>
                   </pic:nvPicPr>
                   <pic:blipFill>
-                    <a:blip r:embed="rId6"/>
+                    <a:blip r:embed="rId7"/>
                     <a:stretch>
                       <a:fillRect/>
                     </a:stretch>
@@ -62,7 +110,7 @@
                     <pic:cNvPicPr/>
                   </pic:nvPicPr>
                   <pic:blipFill>
-                    <a:blip r:embed="rId7"/>
+                    <a:blip r:embed="rId8"/>
                     <a:stretch>
                       <a:fillRect/>
                     </a:stretch>
@@ -101,7 +149,7 @@
                     <pic:cNvPicPr/>
                   </pic:nvPicPr>
                   <pic:blipFill>
-                    <a:blip r:embed="rId8"/>
+                    <a:blip r:embed="rId9"/>
                     <a:stretch>
                       <a:fillRect/>
                     </a:stretch>
@@ -141,7 +189,7 @@
                     <pic:cNvPicPr/>
                   </pic:nvPicPr>
                   <pic:blipFill>
-                    <a:blip r:embed="rId9"/>
+                    <a:blip r:embed="rId10"/>
                     <a:stretch>
                       <a:fillRect/>
                     </a:stretch>
@@ -163,12 +211,12 @@
       </w:r>
     </w:p>
     <w:sectPr>
-      <w:headerReference w:type="even" r:id="rId10"/>
-      <w:headerReference w:type="default" r:id="rId11"/>
-      <w:footerReference w:type="even" r:id="rId12"/>
-      <w:footerReference w:type="default" r:id="rId13"/>
-      <w:headerReference w:type="first" r:id="rId14"/>
-      <w:footerReference w:type="first" r:id="rId15"/>
+      <w:headerReference w:type="even" r:id="rId11"/>
+      <w:headerReference w:type="default" r:id="rId12"/>
+      <w:footerReference w:type="even" r:id="rId13"/>
+      <w:footerReference w:type="default" r:id="rId14"/>
+      <w:headerReference w:type="first" r:id="rId15"/>
+      <w:footerReference w:type="first" r:id="rId16"/>
       <w:pgSz w:w="11906" w:h="16838"/>
       <w:pgMar w:top="1440" w:right="1440" w:bottom="1440" w:left="1440" w:header="708" w:footer="708" w:gutter="0"/>
       <w:cols w:space="708"/>

--- a/sector_trajectory_library/families/domestic_aviation/non-road_transport-notes.docx
+++ b/sector_trajectory_library/families/domestic_aviation/non-road_transport-notes.docx
@@ -28,7 +28,7 @@
                     <pic:cNvPicPr/>
                   </pic:nvPicPr>
                   <pic:blipFill>
-                    <a:blip r:embed="rId6"/>
+                    <a:blip r:embed="rId7"/>
                     <a:stretch>
                       <a:fillRect/>
                     </a:stretch>
@@ -71,7 +71,7 @@
                     <pic:cNvPicPr/>
                   </pic:nvPicPr>
                   <pic:blipFill>
-                    <a:blip r:embed="rId7"/>
+                    <a:blip r:embed="rId8"/>
                     <a:stretch>
                       <a:fillRect/>
                     </a:stretch>
@@ -94,6 +94,9 @@
     </w:p>
     <w:p>
       <w:r>
+        <w:rPr>
+          <w:noProof/>
+        </w:rPr>
         <w:drawing>
           <wp:inline distT="0" distB="0" distL="0" distR="0" wp14:anchorId="2D303897" wp14:editId="6F32DB94">
             <wp:extent cx="5731510" cy="3844925"/>
@@ -110,7 +113,7 @@
                     <pic:cNvPicPr/>
                   </pic:nvPicPr>
                   <pic:blipFill>
-                    <a:blip r:embed="rId8"/>
+                    <a:blip r:embed="rId9"/>
                     <a:stretch>
                       <a:fillRect/>
                     </a:stretch>
@@ -133,6 +136,9 @@
     </w:p>
     <w:p>
       <w:r>
+        <w:rPr>
+          <w:noProof/>
+        </w:rPr>
         <w:drawing>
           <wp:inline distT="0" distB="0" distL="0" distR="0" wp14:anchorId="720A668A" wp14:editId="54D8E230">
             <wp:extent cx="5731510" cy="1436370"/>
@@ -149,7 +155,7 @@
                     <pic:cNvPicPr/>
                   </pic:nvPicPr>
                   <pic:blipFill>
-                    <a:blip r:embed="rId9"/>
+                    <a:blip r:embed="rId10"/>
                     <a:stretch>
                       <a:fillRect/>
                     </a:stretch>
@@ -172,6 +178,9 @@
     </w:p>
     <w:p>
       <w:r>
+        <w:rPr>
+          <w:noProof/>
+        </w:rPr>
         <w:lastRenderedPageBreak/>
         <w:drawing>
           <wp:inline distT="0" distB="0" distL="0" distR="0" wp14:anchorId="06D0EB9F" wp14:editId="343EA4E1">
@@ -189,7 +198,7 @@
                     <pic:cNvPicPr/>
                   </pic:nvPicPr>
                   <pic:blipFill>
-                    <a:blip r:embed="rId10"/>
+                    <a:blip r:embed="rId11"/>
                     <a:stretch>
                       <a:fillRect/>
                     </a:stretch>
@@ -210,13 +219,314 @@
         </w:drawing>
       </w:r>
     </w:p>
+    <w:p/>
+    <w:tbl>
+      <w:tblPr>
+        <w:tblStyle w:val="TableGrid"/>
+        <w:tblW w:w="0" w:type="auto"/>
+        <w:tblLook w:val="04A0" w:firstRow="1" w:lastRow="0" w:firstColumn="1" w:lastColumn="0" w:noHBand="0" w:noVBand="1"/>
+      </w:tblPr>
+      <w:tblGrid>
+        <w:gridCol w:w="3114"/>
+        <w:gridCol w:w="3118"/>
+        <w:gridCol w:w="2784"/>
+      </w:tblGrid>
+      <w:tr>
+        <w:tc>
+          <w:tcPr>
+            <w:tcW w:w="3114" w:type="dxa"/>
+          </w:tcPr>
+          <w:p>
+            <w:r>
+              <w:t>Non-Road Transport Sectors</w:t>
+            </w:r>
+          </w:p>
+        </w:tc>
+        <w:tc>
+          <w:tcPr>
+            <w:tcW w:w="3118" w:type="dxa"/>
+          </w:tcPr>
+          <w:p>
+            <w:r>
+              <w:t>Energy Consumption 2023-24</w:t>
+            </w:r>
+          </w:p>
+        </w:tc>
+        <w:tc>
+          <w:tcPr>
+            <w:tcW w:w="2784" w:type="dxa"/>
+          </w:tcPr>
+          <w:p>
+            <w:r>
+              <w:t>Emissions 2024</w:t>
+            </w:r>
+          </w:p>
+        </w:tc>
+      </w:tr>
+      <w:tr>
+        <w:tc>
+          <w:tcPr>
+            <w:tcW w:w="3114" w:type="dxa"/>
+          </w:tcPr>
+          <w:p>
+            <w:r>
+              <w:t>Rail Transport</w:t>
+            </w:r>
+          </w:p>
+        </w:tc>
+        <w:tc>
+          <w:tcPr>
+            <w:tcW w:w="3118" w:type="dxa"/>
+          </w:tcPr>
+          <w:p>
+            <w:r>
+              <w:t>64.9</w:t>
+            </w:r>
+          </w:p>
+        </w:tc>
+        <w:tc>
+          <w:tcPr>
+            <w:tcW w:w="2784" w:type="dxa"/>
+          </w:tcPr>
+          <w:p>
+            <w:r>
+              <w:t>3.65</w:t>
+            </w:r>
+          </w:p>
+        </w:tc>
+      </w:tr>
+      <w:tr>
+        <w:tc>
+          <w:tcPr>
+            <w:tcW w:w="3114" w:type="dxa"/>
+          </w:tcPr>
+          <w:p>
+            <w:r>
+              <w:t>International Shipping</w:t>
+            </w:r>
+          </w:p>
+        </w:tc>
+        <w:tc>
+          <w:tcPr>
+            <w:tcW w:w="3118" w:type="dxa"/>
+          </w:tcPr>
+          <w:p>
+            <w:r>
+              <w:t>29.5</w:t>
+            </w:r>
+          </w:p>
+        </w:tc>
+        <w:tc>
+          <w:tcPr>
+            <w:tcW w:w="2784" w:type="dxa"/>
+          </w:tcPr>
+          <w:p/>
+        </w:tc>
+      </w:tr>
+      <w:tr>
+        <w:tc>
+          <w:tcPr>
+            <w:tcW w:w="3114" w:type="dxa"/>
+          </w:tcPr>
+          <w:p>
+            <w:r>
+              <w:t>Domestic Shipping</w:t>
+            </w:r>
+          </w:p>
+        </w:tc>
+        <w:tc>
+          <w:tcPr>
+            <w:tcW w:w="3118" w:type="dxa"/>
+          </w:tcPr>
+          <w:p>
+            <w:r>
+              <w:t>44.5</w:t>
+            </w:r>
+          </w:p>
+        </w:tc>
+        <w:tc>
+          <w:tcPr>
+            <w:tcW w:w="2784" w:type="dxa"/>
+          </w:tcPr>
+          <w:p/>
+        </w:tc>
+      </w:tr>
+      <w:tr>
+        <w:tc>
+          <w:tcPr>
+            <w:tcW w:w="3114" w:type="dxa"/>
+          </w:tcPr>
+          <w:p>
+            <w:r>
+              <w:t>Domestic Aviation</w:t>
+            </w:r>
+          </w:p>
+        </w:tc>
+        <w:tc>
+          <w:tcPr>
+            <w:tcW w:w="3118" w:type="dxa"/>
+          </w:tcPr>
+          <w:p>
+            <w:r>
+              <w:t>135.3</w:t>
+            </w:r>
+          </w:p>
+        </w:tc>
+        <w:tc>
+          <w:tcPr>
+            <w:tcW w:w="2784" w:type="dxa"/>
+          </w:tcPr>
+          <w:p>
+            <w:r>
+              <w:t>8.73</w:t>
+            </w:r>
+          </w:p>
+        </w:tc>
+      </w:tr>
+      <w:tr>
+        <w:tc>
+          <w:tcPr>
+            <w:tcW w:w="3114" w:type="dxa"/>
+          </w:tcPr>
+          <w:p>
+            <w:r>
+              <w:t>International Aviation</w:t>
+            </w:r>
+          </w:p>
+        </w:tc>
+        <w:tc>
+          <w:tcPr>
+            <w:tcW w:w="3118" w:type="dxa"/>
+          </w:tcPr>
+          <w:p>
+            <w:r>
+              <w:t>199</w:t>
+            </w:r>
+          </w:p>
+        </w:tc>
+        <w:tc>
+          <w:tcPr>
+            <w:tcW w:w="2784" w:type="dxa"/>
+          </w:tcPr>
+          <w:p/>
+        </w:tc>
+      </w:tr>
+      <w:tr>
+        <w:tc>
+          <w:tcPr>
+            <w:tcW w:w="3114" w:type="dxa"/>
+          </w:tcPr>
+          <w:p>
+            <w:pPr>
+              <w:pStyle w:val="ListParagraph"/>
+              <w:numPr>
+                <w:ilvl w:val="0"/>
+                <w:numId w:val="1"/>
+              </w:numPr>
+            </w:pPr>
+            <w:r>
+              <w:t>Other Transport</w:t>
+            </w:r>
+          </w:p>
+        </w:tc>
+        <w:tc>
+          <w:tcPr>
+            <w:tcW w:w="3118" w:type="dxa"/>
+          </w:tcPr>
+          <w:p>
+            <w:r>
+              <w:t>39.3</w:t>
+            </w:r>
+          </w:p>
+        </w:tc>
+        <w:tc>
+          <w:tcPr>
+            <w:tcW w:w="2784" w:type="dxa"/>
+          </w:tcPr>
+          <w:p/>
+        </w:tc>
+      </w:tr>
+    </w:tbl>
+    <w:p/>
+    <w:p>
+      <w:r>
+        <w:lastRenderedPageBreak/>
+        <w:drawing>
+          <wp:inline distT="0" distB="0" distL="0" distR="0" wp14:anchorId="3A914E50" wp14:editId="1E6E82BF">
+            <wp:extent cx="5731510" cy="6110605"/>
+            <wp:effectExtent l="0" t="0" r="2540" b="4445"/>
+            <wp:docPr id="315244458" name="Picture 1"/>
+            <wp:cNvGraphicFramePr>
+              <a:graphicFrameLocks xmlns:a="http://schemas.openxmlformats.org/drawingml/2006/main" noChangeAspect="1"/>
+            </wp:cNvGraphicFramePr>
+            <a:graphic xmlns:a="http://schemas.openxmlformats.org/drawingml/2006/main">
+              <a:graphicData uri="http://schemas.openxmlformats.org/drawingml/2006/picture">
+                <pic:pic xmlns:pic="http://schemas.openxmlformats.org/drawingml/2006/picture">
+                  <pic:nvPicPr>
+                    <pic:cNvPr id="315244458" name=""/>
+                    <pic:cNvPicPr/>
+                  </pic:nvPicPr>
+                  <pic:blipFill>
+                    <a:blip r:embed="rId12"/>
+                    <a:stretch>
+                      <a:fillRect/>
+                    </a:stretch>
+                  </pic:blipFill>
+                  <pic:spPr>
+                    <a:xfrm>
+                      <a:off x="0" y="0"/>
+                      <a:ext cx="5731510" cy="6110605"/>
+                    </a:xfrm>
+                    <a:prstGeom prst="rect">
+                      <a:avLst/>
+                    </a:prstGeom>
+                  </pic:spPr>
+                </pic:pic>
+              </a:graphicData>
+            </a:graphic>
+          </wp:inline>
+        </w:drawing>
+      </w:r>
+    </w:p>
+    <w:p>
+      <w:r>
+        <w:t>Rail Transport:</w:t>
+      </w:r>
+    </w:p>
+    <w:p>
+      <w:r>
+        <w:t xml:space="preserve">BITRE: </w:t>
+      </w:r>
+      <w:hyperlink r:id="rId13" w:history="1">
+        <w:r>
+          <w:rPr>
+            <w:rStyle w:val="Hyperlink"/>
+          </w:rPr>
+          <w:t>| Bureau of Infrastructure and Transport Research Economics</w:t>
+        </w:r>
+      </w:hyperlink>
+      <w:r>
+        <w:t xml:space="preserve"> </w:t>
+      </w:r>
+    </w:p>
+    <w:p>
+      <w:hyperlink r:id="rId14" w:history="1">
+        <w:r>
+          <w:rPr>
+            <w:rStyle w:val="Hyperlink"/>
+          </w:rPr>
+          <w:t>BITRE Trainline 12</w:t>
+        </w:r>
+      </w:hyperlink>
+    </w:p>
+    <w:p/>
     <w:sectPr>
-      <w:headerReference w:type="even" r:id="rId11"/>
-      <w:headerReference w:type="default" r:id="rId12"/>
-      <w:footerReference w:type="even" r:id="rId13"/>
-      <w:footerReference w:type="default" r:id="rId14"/>
-      <w:headerReference w:type="first" r:id="rId15"/>
-      <w:footerReference w:type="first" r:id="rId16"/>
+      <w:headerReference w:type="even" r:id="rId15"/>
+      <w:headerReference w:type="default" r:id="rId16"/>
+      <w:footerReference w:type="even" r:id="rId17"/>
+      <w:footerReference w:type="default" r:id="rId18"/>
+      <w:headerReference w:type="first" r:id="rId19"/>
+      <w:footerReference w:type="first" r:id="rId20"/>
       <w:pgSz w:w="11906" w:h="16838"/>
       <w:pgMar w:top="1440" w:right="1440" w:bottom="1440" w:left="1440" w:header="708" w:footer="708" w:gutter="0"/>
       <w:cols w:space="708"/>
@@ -1056,6 +1366,127 @@
 </w:hdr>
 </file>
 
+<file path=word/numbering.xml><?xml version="1.0" encoding="utf-8"?>
+<w:numbering xmlns:wpc="http://schemas.microsoft.com/office/word/2010/wordprocessingCanvas" xmlns:cx="http://schemas.microsoft.com/office/drawing/2014/chartex" xmlns:cx1="http://schemas.microsoft.com/office/drawing/2015/9/8/chartex" xmlns:cx2="http://schemas.microsoft.com/office/drawing/2015/10/21/chartex" xmlns:cx3="http://schemas.microsoft.com/office/drawing/2016/5/9/chartex" xmlns:cx4="http://schemas.microsoft.com/office/drawing/2016/5/10/chartex" xmlns:cx5="http://schemas.microsoft.com/office/drawing/2016/5/11/chartex" xmlns:cx6="http://schemas.microsoft.com/office/drawing/2016/5/12/chartex" xmlns:cx7="http://schemas.microsoft.com/office/drawing/2016/5/13/chartex" xmlns:cx8="http://schemas.microsoft.com/office/drawing/2016/5/14/chartex" xmlns:mc="http://schemas.openxmlformats.org/markup-compatibility/2006" xmlns:aink="http://schemas.microsoft.com/office/drawing/2016/ink" xmlns:am3d="http://schemas.microsoft.com/office/drawing/2017/model3d" xmlns:o="urn:schemas-microsoft-com:office:office" xmlns:oel="http://schemas.microsoft.com/office/2019/extlst" xmlns:r="http://schemas.openxmlformats.org/officeDocument/2006/relationships" xmlns:m="http://schemas.openxmlformats.org/officeDocument/2006/math" xmlns:v="urn:schemas-microsoft-com:vml" xmlns:wp14="http://schemas.microsoft.com/office/word/2010/wordprocessingDrawing" xmlns:wp="http://schemas.openxmlformats.org/drawingml/2006/wordprocessingDrawing" xmlns:w10="urn:schemas-microsoft-com:office:word" xmlns:w="http://schemas.openxmlformats.org/wordprocessingml/2006/main" xmlns:w14="http://schemas.microsoft.com/office/word/2010/wordml" xmlns:w15="http://schemas.microsoft.com/office/word/2012/wordml" xmlns:w16cex="http://schemas.microsoft.com/office/word/2018/wordml/cex" xmlns:w16cid="http://schemas.microsoft.com/office/word/2016/wordml/cid" xmlns:w16="http://schemas.microsoft.com/office/word/2018/wordml" xmlns:w16du="http://schemas.microsoft.com/office/word/2023/wordml/word16du" xmlns:w16sdtdh="http://schemas.microsoft.com/office/word/2020/wordml/sdtdatahash" xmlns:w16sdtfl="http://schemas.microsoft.com/office/word/2024/wordml/sdtformatlock" xmlns:w16se="http://schemas.microsoft.com/office/word/2015/wordml/symex" xmlns:wpg="http://schemas.microsoft.com/office/word/2010/wordprocessingGroup" xmlns:wpi="http://schemas.microsoft.com/office/word/2010/wordprocessingInk" xmlns:wne="http://schemas.microsoft.com/office/word/2006/wordml" xmlns:wps="http://schemas.microsoft.com/office/word/2010/wordprocessingShape" mc:Ignorable="w14 w15 w16se w16cid w16 w16cex w16sdtdh w16sdtfl w16du wp14">
+  <w:abstractNum w:abstractNumId="0" w15:restartNumberingAfterBreak="0">
+    <w:nsid w:val="02942853"/>
+    <w:multiLevelType w:val="hybridMultilevel"/>
+    <w:tmpl w:val="25349EDE"/>
+    <w:lvl w:ilvl="0" w:tplc="B5701B8C">
+      <w:start w:val="135"/>
+      <w:numFmt w:val="bullet"/>
+      <w:lvlText w:val=""/>
+      <w:lvlJc w:val="left"/>
+      <w:pPr>
+        <w:ind w:left="720" w:hanging="360"/>
+      </w:pPr>
+      <w:rPr>
+        <w:rFonts w:ascii="Symbol" w:eastAsiaTheme="minorHAnsi" w:hAnsi="Symbol" w:cstheme="minorBidi" w:hint="default"/>
+      </w:rPr>
+    </w:lvl>
+    <w:lvl w:ilvl="1" w:tplc="0C090003" w:tentative="1">
+      <w:start w:val="1"/>
+      <w:numFmt w:val="bullet"/>
+      <w:lvlText w:val="o"/>
+      <w:lvlJc w:val="left"/>
+      <w:pPr>
+        <w:ind w:left="1440" w:hanging="360"/>
+      </w:pPr>
+      <w:rPr>
+        <w:rFonts w:ascii="Courier New" w:hAnsi="Courier New" w:cs="Courier New" w:hint="default"/>
+      </w:rPr>
+    </w:lvl>
+    <w:lvl w:ilvl="2" w:tplc="0C090005" w:tentative="1">
+      <w:start w:val="1"/>
+      <w:numFmt w:val="bullet"/>
+      <w:lvlText w:val=""/>
+      <w:lvlJc w:val="left"/>
+      <w:pPr>
+        <w:ind w:left="2160" w:hanging="360"/>
+      </w:pPr>
+      <w:rPr>
+        <w:rFonts w:ascii="Wingdings" w:hAnsi="Wingdings" w:hint="default"/>
+      </w:rPr>
+    </w:lvl>
+    <w:lvl w:ilvl="3" w:tplc="0C090001" w:tentative="1">
+      <w:start w:val="1"/>
+      <w:numFmt w:val="bullet"/>
+      <w:lvlText w:val=""/>
+      <w:lvlJc w:val="left"/>
+      <w:pPr>
+        <w:ind w:left="2880" w:hanging="360"/>
+      </w:pPr>
+      <w:rPr>
+        <w:rFonts w:ascii="Symbol" w:hAnsi="Symbol" w:hint="default"/>
+      </w:rPr>
+    </w:lvl>
+    <w:lvl w:ilvl="4" w:tplc="0C090003" w:tentative="1">
+      <w:start w:val="1"/>
+      <w:numFmt w:val="bullet"/>
+      <w:lvlText w:val="o"/>
+      <w:lvlJc w:val="left"/>
+      <w:pPr>
+        <w:ind w:left="3600" w:hanging="360"/>
+      </w:pPr>
+      <w:rPr>
+        <w:rFonts w:ascii="Courier New" w:hAnsi="Courier New" w:cs="Courier New" w:hint="default"/>
+      </w:rPr>
+    </w:lvl>
+    <w:lvl w:ilvl="5" w:tplc="0C090005" w:tentative="1">
+      <w:start w:val="1"/>
+      <w:numFmt w:val="bullet"/>
+      <w:lvlText w:val=""/>
+      <w:lvlJc w:val="left"/>
+      <w:pPr>
+        <w:ind w:left="4320" w:hanging="360"/>
+      </w:pPr>
+      <w:rPr>
+        <w:rFonts w:ascii="Wingdings" w:hAnsi="Wingdings" w:hint="default"/>
+      </w:rPr>
+    </w:lvl>
+    <w:lvl w:ilvl="6" w:tplc="0C090001" w:tentative="1">
+      <w:start w:val="1"/>
+      <w:numFmt w:val="bullet"/>
+      <w:lvlText w:val=""/>
+      <w:lvlJc w:val="left"/>
+      <w:pPr>
+        <w:ind w:left="5040" w:hanging="360"/>
+      </w:pPr>
+      <w:rPr>
+        <w:rFonts w:ascii="Symbol" w:hAnsi="Symbol" w:hint="default"/>
+      </w:rPr>
+    </w:lvl>
+    <w:lvl w:ilvl="7" w:tplc="0C090003" w:tentative="1">
+      <w:start w:val="1"/>
+      <w:numFmt w:val="bullet"/>
+      <w:lvlText w:val="o"/>
+      <w:lvlJc w:val="left"/>
+      <w:pPr>
+        <w:ind w:left="5760" w:hanging="360"/>
+      </w:pPr>
+      <w:rPr>
+        <w:rFonts w:ascii="Courier New" w:hAnsi="Courier New" w:cs="Courier New" w:hint="default"/>
+      </w:rPr>
+    </w:lvl>
+    <w:lvl w:ilvl="8" w:tplc="0C090005" w:tentative="1">
+      <w:start w:val="1"/>
+      <w:numFmt w:val="bullet"/>
+      <w:lvlText w:val=""/>
+      <w:lvlJc w:val="left"/>
+      <w:pPr>
+        <w:ind w:left="6480" w:hanging="360"/>
+      </w:pPr>
+      <w:rPr>
+        <w:rFonts w:ascii="Wingdings" w:hAnsi="Wingdings" w:hint="default"/>
+      </w:rPr>
+    </w:lvl>
+  </w:abstractNum>
+  <w:num w:numId="1" w16cid:durableId="1936592585">
+    <w:abstractNumId w:val="0"/>
+  </w:num>
+</w:numbering>
+</file>
+
 <file path=word/styles.xml><?xml version="1.0" encoding="utf-8"?>
 <w:styles xmlns:mc="http://schemas.openxmlformats.org/markup-compatibility/2006" xmlns:r="http://schemas.openxmlformats.org/officeDocument/2006/relationships" xmlns:w="http://schemas.openxmlformats.org/wordprocessingml/2006/main" xmlns:w14="http://schemas.microsoft.com/office/word/2010/wordml" xmlns:w15="http://schemas.microsoft.com/office/word/2012/wordml" xmlns:w16cex="http://schemas.microsoft.com/office/word/2018/wordml/cex" xmlns:w16cid="http://schemas.microsoft.com/office/word/2016/wordml/cid" xmlns:w16="http://schemas.microsoft.com/office/word/2018/wordml" xmlns:w16du="http://schemas.microsoft.com/office/word/2023/wordml/word16du" xmlns:w16sdtdh="http://schemas.microsoft.com/office/word/2020/wordml/sdtdatahash" xmlns:w16sdtfl="http://schemas.microsoft.com/office/word/2024/wordml/sdtformatlock" xmlns:w16se="http://schemas.microsoft.com/office/word/2015/wordml/symex" mc:Ignorable="w14 w15 w16se w16cid w16 w16cex w16sdtdh w16sdtfl w16du">
   <w:docDefaults>
@@ -1659,7 +2090,6 @@
   <w:style w:type="character" w:default="1" w:styleId="DefaultParagraphFont">
     <w:name w:val="Default Paragraph Font"/>
     <w:uiPriority w:val="1"/>
-    <w:semiHidden/>
     <w:unhideWhenUsed/>
   </w:style>
   <w:style w:type="table" w:default="1" w:styleId="TableNormal">
@@ -2016,6 +2446,48 @@
     <w:link w:val="Footer"/>
     <w:uiPriority w:val="99"/>
     <w:rsid w:val="00A75799"/>
+  </w:style>
+  <w:style w:type="table" w:styleId="TableGrid">
+    <w:name w:val="Table Grid"/>
+    <w:basedOn w:val="TableNormal"/>
+    <w:uiPriority w:val="39"/>
+    <w:rsid w:val="00244304"/>
+    <w:pPr>
+      <w:spacing w:after="0" w:line="240" w:lineRule="auto"/>
+    </w:pPr>
+    <w:tblPr>
+      <w:tblBorders>
+        <w:top w:val="single" w:sz="4" w:space="0" w:color="auto"/>
+        <w:left w:val="single" w:sz="4" w:space="0" w:color="auto"/>
+        <w:bottom w:val="single" w:sz="4" w:space="0" w:color="auto"/>
+        <w:right w:val="single" w:sz="4" w:space="0" w:color="auto"/>
+        <w:insideH w:val="single" w:sz="4" w:space="0" w:color="auto"/>
+        <w:insideV w:val="single" w:sz="4" w:space="0" w:color="auto"/>
+      </w:tblBorders>
+    </w:tblPr>
+  </w:style>
+  <w:style w:type="character" w:styleId="Hyperlink">
+    <w:name w:val="Hyperlink"/>
+    <w:basedOn w:val="DefaultParagraphFont"/>
+    <w:uiPriority w:val="99"/>
+    <w:unhideWhenUsed/>
+    <w:rsid w:val="0006587F"/>
+    <w:rPr>
+      <w:color w:val="467886" w:themeColor="hyperlink"/>
+      <w:u w:val="single"/>
+    </w:rPr>
+  </w:style>
+  <w:style w:type="character" w:styleId="UnresolvedMention">
+    <w:name w:val="Unresolved Mention"/>
+    <w:basedOn w:val="DefaultParagraphFont"/>
+    <w:uiPriority w:val="99"/>
+    <w:semiHidden/>
+    <w:unhideWhenUsed/>
+    <w:rsid w:val="0006587F"/>
+    <w:rPr>
+      <w:color w:val="605E5C"/>
+      <w:shd w:val="clear" w:color="auto" w:fill="E1DFDD"/>
+    </w:rPr>
   </w:style>
 </w:styles>
 </file>
